--- a/ky/discovery-articles/3.6 Учак.docx
+++ b/ky/discovery-articles/3.6 Учак.docx
@@ -4,586 +4,387 @@
   <w:body>
     <w:p>
       <w:pPr>
-        <w:keepNext/>
-        <w:spacing w:before="280" w:after="120"/>
+        <w:pStyle w:val="Title"/>
+        <w:widowControl/>
       </w:pPr>
       <w:r>
-        <w:rPr>
-          <w:rFonts w:ascii="Calibri" w:hAnsi="Calibri" w:eastAsia="Calibri"/>
-          <w:b/>
-          <w:i w:val="0"/>
-          <w:color w:val="004E8C"/>
-          <w:sz w:val="44"/>
-        </w:rPr>
         <w:t>3.6 Учак</w:t>
       </w:r>
     </w:p>
     <w:p>
       <w:pPr>
-        <w:spacing w:after="80"/>
+        <w:keepNext/>
+        <w:widowControl/>
       </w:pPr>
       <w:r>
         <w:rPr>
-          <w:rFonts w:ascii="Calibri" w:hAnsi="Calibri" w:eastAsia="Calibri"/>
-          <w:b w:val="0"/>
-          <w:i/>
-          <w:color w:val="505050"/>
-          <w:sz w:val="22"/>
+          <w:sz w:val="20"/>
         </w:rPr>
-        <w:t>3. Өнөр жай, энергетика жана транспорт</w:t>
-      </w:r>
-    </w:p>
-    <w:p>
-      <w:pPr>
-        <w:spacing w:after="200"/>
-      </w:pPr>
-      <w:r>
-        <w:rPr>
-          <w:rFonts w:ascii="Calibri" w:hAnsi="Calibri" w:eastAsia="Calibri"/>
-          <w:b w:val="0"/>
-          <w:i/>
-          <w:sz w:val="22"/>
-        </w:rPr>
-        <w:t>Мезгил: 1903-жыл (бир тууган Райттардын Китти-Хокто, Түндүк Каролинада кыймылдаткыч менен алгачкы учушу) | Негизги өкүлдөр: Орвилл жана Уилбер Райт; кийин Луи Блерио, Антони Фоккер, Фрэнк Уиттл (реактивдүү кыймылдаткыч)</w:t>
-      </w:r>
-    </w:p>
-    <w:p>
-      <w:pPr>
-        <w:spacing w:after="160" w:line="276" w:lineRule="auto"/>
-      </w:pPr>
-      <w:r>
-        <w:rPr>
-          <w:rFonts w:ascii="Calibri" w:hAnsi="Calibri" w:eastAsia="Calibri"/>
-          <w:b w:val="0"/>
-          <w:i w:val="0"/>
-          <w:sz w:val="22"/>
-        </w:rPr>
-        <w:t>Учак — канатын абада алдыга жылдырып, көтөрүү күчүн пайда кылган, абадан оор учуучу аппарат. Бир тууган Райттардын 1903-жылдагы учуулары кыймылдаткыч менен башкарылып учууга болорун далилдеген.</w:t>
+        <w:t>3. Өнөр жай, энергия жана транспорт</w:t>
       </w:r>
     </w:p>
     <w:p>
       <w:pPr>
         <w:keepNext/>
-        <w:spacing w:before="240" w:after="120"/>
+        <w:widowControl/>
       </w:pPr>
       <w:r>
         <w:rPr>
-          <w:rFonts w:ascii="Calibri" w:hAnsi="Calibri" w:eastAsia="Calibri"/>
-          <w:b/>
-          <w:i w:val="0"/>
-          <w:color w:val="004E8C"/>
-          <w:sz w:val="28"/>
+          <w:sz w:val="20"/>
         </w:rPr>
-        <w:t>Негизги фактылар</w:t>
+        <w:t>Мезгил: 1903-жыл (бир тууган Райттардын алгачкы кыймылдаткычтуу учуусу, Китти-Хок, Түндүк Каролина) | Негизги салым кошкондор: Орвилл жана Уилбур Райт; кийин Луи Блерио, Антони Фоккер, Фрэнк Уиттл (реактивдүү кыймылдаткыч)</w:t>
+      </w:r>
+    </w:p>
+    <w:p>
+      <w:pPr>
+        <w:widowControl/>
+      </w:pPr>
+      <w:r>
+        <w:t>Учак — абадан оор, канаттары аба аркылуу жылганда көтөрүүчү күч пайда болуп учкан аппарат. Бир тууган Райттардын 1903-жылдагы учуулары кыймылдаткыч менен башкарылуучу учуу мүмкүн экенин көрсөткөн.</w:t>
+      </w:r>
+    </w:p>
+    <w:p>
+      <w:pPr>
+        <w:pStyle w:val="Heading1"/>
+        <w:widowControl/>
+      </w:pPr>
+      <w:r>
+        <w:t>Негизги маалыматтар</w:t>
       </w:r>
     </w:p>
     <w:p>
       <w:pPr>
         <w:pStyle w:val="ListBullet"/>
+        <w:widowControl/>
       </w:pPr>
       <w:r>
-        <w:rPr>
-          <w:rFonts w:ascii="Calibri" w:hAnsi="Calibri" w:eastAsia="Calibri"/>
-          <w:b w:val="0"/>
-          <w:i w:val="0"/>
-          <w:sz w:val="22"/>
-        </w:rPr>
-        <w:t>Уилбер жана Орвилл Райт 1903-жылы Түндүк Каролинадагы Китти-Хокто учушкан</w:t>
+        <w:t>Уилбур менен Орвилл Райт 1903-жылы Түндүк Каролинадагы Китти-Хокто учкан.</w:t>
       </w:r>
     </w:p>
     <w:p>
       <w:pPr>
         <w:pStyle w:val="ListBullet"/>
+        <w:widowControl/>
       </w:pPr>
       <w:r>
-        <w:rPr>
-          <w:rFonts w:ascii="Calibri" w:hAnsi="Calibri" w:eastAsia="Calibri"/>
-          <w:b w:val="0"/>
-          <w:i w:val="0"/>
-          <w:sz w:val="22"/>
-        </w:rPr>
-        <w:t>Алардын башкы жаңылыгы кыймылдаткыч эле эмес, учакты үч огу боюнча башкаруу тутуму болгон</w:t>
+        <w:t>Алардын негизги салымы кыймылдаткыч гана эмес, үч огу боюнча башкаруу болгон.</w:t>
       </w:r>
     </w:p>
     <w:p>
       <w:pPr>
         <w:pStyle w:val="ListBullet"/>
+        <w:widowControl/>
       </w:pPr>
       <w:r>
-        <w:rPr>
-          <w:rFonts w:ascii="Calibri" w:hAnsi="Calibri" w:eastAsia="Calibri"/>
-          <w:b w:val="0"/>
-          <w:i w:val="0"/>
-          <w:sz w:val="22"/>
-        </w:rPr>
-        <w:t>Отто Лилиенталь жана башка изилдөөчүлөрдүн мурдагы планерлери канат түзүлүшүн түшүнүүгө жардам берген</w:t>
+        <w:t>Отто Лилиенталь жана башкалардын мурдагы планерлери канат долбоорлоого тажрыйба берген.</w:t>
       </w:r>
     </w:p>
     <w:p>
       <w:pPr>
         <w:pStyle w:val="ListBullet"/>
+        <w:widowControl/>
       </w:pPr>
       <w:r>
-        <w:rPr>
-          <w:rFonts w:ascii="Calibri" w:hAnsi="Calibri" w:eastAsia="Calibri"/>
-          <w:b w:val="0"/>
-          <w:i w:val="0"/>
-          <w:sz w:val="22"/>
-        </w:rPr>
-        <w:t>Дүйнөлүк согуштар авиациянын жыгач жана кездемеден жасалган аппараттан металл реактивдүү учакка өтүшүн тездеткен</w:t>
+        <w:t>Дүйнөлүк согуштар жыгач-кездеме учактардан металл реактивдүү учактарга өтүүнү тездеткен.</w:t>
       </w:r>
     </w:p>
     <w:p>
       <w:pPr>
         <w:pStyle w:val="ListBullet"/>
+        <w:widowControl/>
       </w:pPr>
       <w:r>
-        <w:rPr>
-          <w:rFonts w:ascii="Calibri" w:hAnsi="Calibri" w:eastAsia="Calibri"/>
-          <w:b w:val="0"/>
-          <w:i w:val="0"/>
-          <w:sz w:val="22"/>
-        </w:rPr>
-        <w:t>Жарандык авиация кийин континенттер аралык сапарды кадимки көрүнүшкө айланткан</w:t>
+        <w:t>Кийин жарандык авиация континенттер аралык сапарды кадимки көрүнүш кылган.</w:t>
       </w:r>
     </w:p>
     <w:p>
       <w:pPr>
-        <w:keepNext/>
-        <w:spacing w:before="240" w:after="120"/>
+        <w:pStyle w:val="Heading1"/>
+        <w:widowControl/>
       </w:pPr>
       <w:r>
-        <w:rPr>
-          <w:rFonts w:ascii="Calibri" w:hAnsi="Calibri" w:eastAsia="Calibri"/>
-          <w:b/>
-          <w:i w:val="0"/>
-          <w:color w:val="004E8C"/>
-          <w:sz w:val="28"/>
-        </w:rPr>
-        <w:t>Бул эмне</w:t>
+        <w:t>Бул эмне?</w:t>
       </w:r>
     </w:p>
     <w:p>
       <w:pPr>
-        <w:spacing w:after="160" w:line="276" w:lineRule="auto"/>
+        <w:widowControl/>
       </w:pPr>
       <w:r>
-        <w:rPr>
-          <w:rFonts w:ascii="Calibri" w:hAnsi="Calibri" w:eastAsia="Calibri"/>
-          <w:b w:val="0"/>
-          <w:i w:val="0"/>
-          <w:sz w:val="22"/>
-        </w:rPr>
-        <w:t>Учактын канатын жандап өткөн аба өйдө багытталган көтөрүү күчүн жаратат, ал эми кыймылдаткыч абанын каршылыгын жеңип, аппаратты алдыга сүрөйт. Аба шарынан айырмаланып, учак абадан оор. Башкаруу үчүн учкуч үч кыймылды көзөмөлдөйт: учакты капталга кыйшайтуу, тумшугун өйдө-төмөн багыттоо жана оңго-солго буруу. Башкарылбаган кыска секирик пайдалуу учуу болуп эсептелбейт. Велосипед тебүүнү үйрөнгөндөй эле, бул жерде да педаль басуу канчалык маанилүү болсо, тең салмак менен багыттоо ошончолук маанилүү. Демек, учактын өзөгү канатта гана эмес, башкаруу системасында да жатат.</w:t>
+        <w:t>Учак канаттын айланасынан өткөн аба өйдө багытталган көтөрүүчү күч жараткандыктан асманда турат. Кыймылдаткыч болсо абанын каршылыгын жеңет. Аба шарынан айырмаланып, учак абадан оор. Башкаруу учкучка үч огу боюнча бурулууга мүмкүндүк берет: капталга кыйшаюу, тумшукту өйдө-төмөн буруу жана оңго-солго буруу. Башкарылбаган кыска көтөрүлүү али пайдалуу учуу эмес. Велосипед айдагандай, тең салмак менен багытты кармоо педаль баскандай эле маанилүү. Демек, ойлоп табуу канаттарга канчалык тиешелүү болсо, башкаруу системасына да ошончолук тиешелүү.</w:t>
       </w:r>
     </w:p>
     <w:p>
       <w:pPr>
-        <w:keepNext/>
-        <w:spacing w:before="240" w:after="120"/>
+        <w:pStyle w:val="Heading1"/>
+        <w:widowControl/>
       </w:pPr>
       <w:r>
-        <w:rPr>
-          <w:rFonts w:ascii="Calibri" w:hAnsi="Calibri" w:eastAsia="Calibri"/>
-          <w:b/>
-          <w:i w:val="0"/>
-          <w:color w:val="004E8C"/>
-          <w:sz w:val="28"/>
-        </w:rPr>
-        <w:t>Аны ким ачкан же ойлоп тапкан</w:t>
+        <w:t xml:space="preserve">Ким ойлоп тапкан</w:t>
       </w:r>
     </w:p>
     <w:p>
       <w:pPr>
-        <w:spacing w:after="160" w:line="276" w:lineRule="auto"/>
+        <w:widowControl/>
       </w:pPr>
       <w:r>
-        <w:rPr>
-          <w:rFonts w:ascii="Calibri" w:hAnsi="Calibri" w:eastAsia="Calibri"/>
-          <w:b w:val="0"/>
-          <w:i w:val="0"/>
-          <w:sz w:val="22"/>
-        </w:rPr>
-        <w:t>Огайо штатындагы Дейтон шаарында велосипед жасаган Уилбер менен Орвилл Райт 1903-жылдын 17-декабрында кыймылдаткыч менен иштеген, туруктуу жана башкарылуучу алгачкы учууларды жасашкан деп кеңири таанылган. Алар Отто Лилиенталдын планерлерин изилдеп, шамал туннелин куруп, канатты ийүү аркылуу башкаруу тутумун иштеп чыгышкан. Ошол кезде башка ойлоп табуучулар да бул максатка жакындап калган, айрым талаштуу дооматтар азыр да бар. Бирок Райттардын күндөлүгү менен сүрөттөрү алардын жетишкендигин негизги тарыхый далилге айланткан.</w:t>
+        <w:t>Огайо штатындагы Дейтондун велосипед усталары Уилбур менен Орвилл Райт 1903-жылдын 17-декабрында жалпы кабыл алынган алгачкы башкарылуучу, туруктуу, кыймылдаткычтуу учууларды жасаган. Алар Отто Лилиенталдын планерлерин изилдеп, аэродинамикалык түтүк куруп, канатты ийүү аркылуу башкаруучу система иштеп чыккан. Башкалар да натыйжага жакын болгон; айрым биринчилик доолору дагы эле талаштуу. Райттардын дептерлери менен сүрөттөрү алардын жетишкендигин негизги таяныч кылат.</w:t>
       </w:r>
     </w:p>
     <w:p>
       <w:pPr>
-        <w:keepNext/>
-        <w:spacing w:before="240" w:after="120"/>
+        <w:pStyle w:val="Heading1"/>
+        <w:widowControl/>
       </w:pPr>
       <w:r>
-        <w:rPr>
-          <w:rFonts w:ascii="Calibri" w:hAnsi="Calibri" w:eastAsia="Calibri"/>
-          <w:b/>
-          <w:i w:val="0"/>
-          <w:color w:val="004E8C"/>
-          <w:sz w:val="28"/>
-        </w:rPr>
-        <w:t>Качан жана кантип пайда болгон</w:t>
+        <w:t>Качан жана кантип пайда болгон?</w:t>
       </w:r>
     </w:p>
     <w:p>
       <w:pPr>
-        <w:spacing w:after="160" w:line="276" w:lineRule="auto"/>
+        <w:widowControl/>
       </w:pPr>
       <w:r>
-        <w:rPr>
-          <w:rFonts w:ascii="Calibri" w:hAnsi="Calibri" w:eastAsia="Calibri"/>
-          <w:b w:val="0"/>
-          <w:i w:val="0"/>
-          <w:sz w:val="22"/>
-        </w:rPr>
-        <w:t>Сыноолор Китти-Хоктун кум дөбөлөрүндө өткөн: туруктуу шамал учууга, жумшак кум коопсуз конууга жардам берген. Бир туугандар ишти өтө ырааттуу жүргүзүп, өздөрү жасаган жеңил кыймылдаткычты орнотуудан мурда башкаруу маселесин чечишкен. Жеке каражат, устачылык жөндөм жана XIX кылымдын аягындагы куштар менен планерлерге кызыгуу бул жетишкендикке шарт түзгөн. Он жыл өтпөй Европа менен Америкада учакты өркүндөтүү жарышы башталган.</w:t>
+        <w:t>Учуулар Китти-Хоктун кум дөбөлөрүндө болгон. Туруктуу шамал жана жумшак кум сыноого жардам берген. Бир туугандар ишти иреттүү жүргүзгөн: өздөрү жасаган жеңил кыймылдаткычты кошуудан мурда башкаруу маселесин чечкен. Жеке каражат, устачылык жана XIX кылымдын аягындагы куштарга, планерлерге кызыгуу шарт түзгөн. Он жылдын ичинде Европа менен Америка машинаны жакшыртууга жарыша баштаган.</w:t>
       </w:r>
     </w:p>
     <w:p>
       <w:pPr>
-        <w:keepNext/>
-        <w:spacing w:before="240" w:after="120"/>
+        <w:pStyle w:val="Heading1"/>
+        <w:widowControl/>
       </w:pPr>
       <w:r>
-        <w:rPr>
-          <w:rFonts w:ascii="Calibri" w:hAnsi="Calibri" w:eastAsia="Calibri"/>
-          <w:b/>
-          <w:i w:val="0"/>
-          <w:color w:val="004E8C"/>
-          <w:sz w:val="28"/>
-        </w:rPr>
-        <w:t>Илимий жактан мааниси</w:t>
+        <w:t>Илим үчүн мааниси</w:t>
       </w:r>
     </w:p>
     <w:p>
       <w:pPr>
-        <w:spacing w:after="160" w:line="276" w:lineRule="auto"/>
+        <w:widowControl/>
       </w:pPr>
       <w:r>
-        <w:rPr>
-          <w:rFonts w:ascii="Calibri" w:hAnsi="Calibri" w:eastAsia="Calibri"/>
-          <w:b w:val="0"/>
-          <w:i w:val="0"/>
-          <w:sz w:val="22"/>
-        </w:rPr>
-        <w:t>Учуу абанын агымын, көтөрүү күчүн, агымдын үзүлүшүн жана турбуленттүүлүктү изилдеген аэродинамиканы жаңы деңгээлге чыгарган. Аспаптар, радио жана кийин басымы жөнгө салынган кабина асманды коопсуз иш мейкиндигине айланткан. Учак жакшы текшерилген көтөрүү жана башкаруу теориясы эски жоромолдордон күчтүү экенин далилдеген. Ар бир кырсыктын себебин ачык изилдеп, андан сабак алуу ыкмасы да авиация менен кеңири калыптанган.</w:t>
+        <w:t>Учуу абанын агымын, канаттагы агым үзүлүп көтөрүүчү күч азайган абалды жана башаламан агым — турбуленттүүлүктү — изилдеген аэродинамиканы өнүктүргөн. Аспаптар, радио жана кийин басымы жөнгө салынган кабиналар асманды иш мейкиндигине айландырган. Учак көтөрүүчү күч менен башкаруунун жакшы текшерилген теориясы жоромолдордон ишенимдүү экенин далилдеген. Кырсыктарды иликтөө да башкалар үйрөнө ала турган тажрыйба топтоонун жолу болгон.</w:t>
       </w:r>
     </w:p>
     <w:p>
       <w:pPr>
-        <w:keepNext/>
-        <w:spacing w:before="240" w:after="120"/>
+        <w:pStyle w:val="Heading1"/>
+        <w:widowControl/>
       </w:pPr>
       <w:r>
-        <w:rPr>
-          <w:rFonts w:ascii="Calibri" w:hAnsi="Calibri" w:eastAsia="Calibri"/>
-          <w:b/>
-          <w:i w:val="0"/>
-          <w:color w:val="004E8C"/>
-          <w:sz w:val="28"/>
-        </w:rPr>
-        <w:t>Кийинки өнүгүүлөргө тийгизген таасири</w:t>
+        <w:t>Кийинки өнүгүүгө тийгизген таасири</w:t>
       </w:r>
     </w:p>
     <w:p>
       <w:pPr>
-        <w:spacing w:after="160" w:line="276" w:lineRule="auto"/>
+        <w:widowControl/>
       </w:pPr>
       <w:r>
-        <w:rPr>
-          <w:rFonts w:ascii="Calibri" w:hAnsi="Calibri" w:eastAsia="Calibri"/>
-          <w:b w:val="0"/>
-          <w:i w:val="0"/>
-          <w:sz w:val="22"/>
-        </w:rPr>
-        <w:t>Аскердик учак согуш жүргүзүүнү өзгөрткөн, аба почтасы менен жүргүнчү ташуучу лайнерлер тынч мезгилдеги байланыштарды жаңырткан. 1950-жылдардан кийинки реактивдүү учактар океандын аркы бетине бир күндө жетүүгө мүмкүндүк берген. Бүгүн лайнерлер спутник жана компьютер менен багыт алганы менен, канат жана башкаруу принциби мурдагыдай эле. Дрондор — анын чакан, көбүнчө учкучсуз тукумдары. Электр учактары да ушул эле идеянын кийинки тажрыйбалары болуп саналат.</w:t>
+        <w:t>Аскердик учактар согушту өзгөрткөн. Аба почтасы жана жүргүнчү учактары тынч жашоону өзгөрткөн. 1950-жылдардан кийин реактивдүү учактар океанды бир күндүк сапарга айландырган. Азыр спутниктер менен компьютерлер багыт көрсөтөт, бирок канат жана башкаруу идеясы сакталат. Дрондор анын чакан, көбүнчө адамсыз уландысы. Электр учактары ошол эле багыттагы кийинки тажрыйбалар.</w:t>
       </w:r>
     </w:p>
     <w:p>
       <w:pPr>
-        <w:keepNext/>
-        <w:spacing w:before="240" w:after="120"/>
+        <w:pStyle w:val="Heading1"/>
+        <w:widowControl/>
       </w:pPr>
       <w:r>
-        <w:rPr>
-          <w:rFonts w:ascii="Calibri" w:hAnsi="Calibri" w:eastAsia="Calibri"/>
-          <w:b/>
-          <w:i w:val="0"/>
-          <w:color w:val="004E8C"/>
-          <w:sz w:val="28"/>
-        </w:rPr>
-        <w:t>Адамдардын жашоосун кантип өзгөрткөн</w:t>
+        <w:t>Адамдардын жашоосун кантип өзгөрткөн?</w:t>
       </w:r>
     </w:p>
     <w:p>
       <w:pPr>
-        <w:spacing w:after="160" w:line="276" w:lineRule="auto"/>
+        <w:widowControl/>
       </w:pPr>
       <w:r>
-        <w:rPr>
-          <w:rFonts w:ascii="Calibri" w:hAnsi="Calibri" w:eastAsia="Calibri"/>
-          <w:b w:val="0"/>
-          <w:i w:val="0"/>
-          <w:sz w:val="22"/>
-        </w:rPr>
-        <w:t>Кадимки адамдар континентти бир нече саатта кесип өтүүгө, алыс жашаган тууганы менен жолугууга жана тез бузулуучу товарды аба аркылуу ташууга мүмкүнчүлүк алган. Муну менен кошо ызы-чуу, зыяндуу бөлүнүп чыгыштар жана жакшы-жаман жагы аралаш, мурдагыдан «кичирейген» дүйнө пайда болгон. Аба каттамы глобалдашуунун негизги белгилеринин бирине айланган. Бүгүн аралык бир айлык деңиз сапары менен эмес, көбүнчө убакыт жана билеттин баасы менен өлчөнөт.</w:t>
+        <w:t>Кадимки адамдар континенттерди сааттар ичинде кесип өтүүгө, үй-бүлө менен жолугууга жана тез бузулуучу товар жеткирүүгө мүмкүнчүлүк алган. Ошол эле учурда ызы-чуу, атмосферага бөлүнгөн газдар жана жакшы-жаман жагы менен кичирейгендей сезилген дүйнө келген. Аба сапары ааламдашуунун белгисине айланган. Азыр аралык көбүнчө деңиздеги бир ай эмес, убакыт менен билет маселеси катары кабыл алынат.</w:t>
       </w:r>
     </w:p>
     <w:p>
       <w:pPr>
-        <w:keepNext/>
-        <w:spacing w:before="240" w:after="120"/>
+        <w:pStyle w:val="Heading1"/>
+        <w:widowControl/>
       </w:pPr>
       <w:r>
-        <w:rPr>
-          <w:rFonts w:ascii="Calibri" w:hAnsi="Calibri" w:eastAsia="Calibri"/>
-          <w:b/>
-          <w:i w:val="0"/>
-          <w:color w:val="004E8C"/>
-          <w:sz w:val="28"/>
-        </w:rPr>
-        <w:t>Булактар жана шилтемелер</w:t>
+        <w:t>Булактар жана кошумча окуу</w:t>
       </w:r>
     </w:p>
     <w:p>
       <w:pPr>
-        <w:keepNext/>
-        <w:spacing w:before="240" w:after="120"/>
+        <w:pStyle w:val="Heading2"/>
+        <w:widowControl/>
       </w:pPr>
       <w:r>
         <w:rPr>
-          <w:rFonts w:ascii="Calibri" w:hAnsi="Calibri" w:eastAsia="Calibri"/>
-          <w:b/>
-          <w:i w:val="0"/>
-          <w:color w:val="004E8C"/>
-          <w:sz w:val="24"/>
+          <w:sz w:val="20"/>
         </w:rPr>
-        <w:t>C. Мекемелердин материалдары жана энциклопедиялык булактар</w:t>
+        <w:t>Уюмдардын жана энциклопедиялардын материалдары</w:t>
       </w:r>
     </w:p>
     <w:p>
       <w:pPr>
-        <w:spacing w:after="80"/>
-        <w:ind w:left="360"/>
+        <w:widowControl/>
       </w:pPr>
       <w:r>
         <w:rPr>
-          <w:rFonts w:ascii="Calibri" w:hAnsi="Calibri" w:eastAsia="Calibri"/>
-          <w:b w:val="0"/>
-          <w:i w:val="0"/>
-          <w:sz w:val="22"/>
+          <w:sz w:val="20"/>
         </w:rPr>
-        <w:t>1. Encyclopaedia Britannica. “Airplane” (“Учак”).</w:t>
-      </w:r>
-      <w:r>
-        <w:rPr>
-          <w:rFonts w:ascii="Calibri" w:hAnsi="Calibri" w:eastAsia="Calibri"/>
-          <w:b w:val="0"/>
-          <w:i w:val="0"/>
-          <w:sz w:val="22"/>
-        </w:rPr>
-        <w:t xml:space="preserve"> </w:t>
+        <w:t xml:space="preserve">1. Encyclopaedia Britannica. 'Airplane.' </w:t>
       </w:r>
       <w:hyperlink r:id="rId9">
         <w:r>
           <w:rPr>
-            <w:rFonts w:ascii="Calibri" w:hAnsi="Calibri" w:eastAsia="Calibri"/>
-            <w:b w:val="0"/>
-            <w:i w:val="0"/>
-            <w:sz w:val="22"/>
-            <w:color w:val="0563C1"/>
-            <w:u w:val="single"/>
+            <w:sz w:val="20"/>
           </w:rPr>
           <w:t>https://www.britannica.com/technology/airplane</w:t>
         </w:r>
       </w:hyperlink>
+      <w:r>
+        <w:rPr>
+          <w:sz w:val="20"/>
+        </w:rPr>
+      </w:r>
     </w:p>
     <w:p>
       <w:pPr>
-        <w:spacing w:after="80"/>
-        <w:ind w:left="360"/>
+        <w:widowControl/>
       </w:pPr>
       <w:r>
         <w:rPr>
-          <w:rFonts w:ascii="Calibri" w:hAnsi="Calibri" w:eastAsia="Calibri"/>
-          <w:b w:val="0"/>
-          <w:i w:val="0"/>
-          <w:sz w:val="22"/>
+          <w:sz w:val="20"/>
         </w:rPr>
-        <w:t>2. Library of Congress. Уилбер жана Орвилл Райттын документтери.</w:t>
-      </w:r>
-      <w:r>
-        <w:rPr>
-          <w:rFonts w:ascii="Calibri" w:hAnsi="Calibri" w:eastAsia="Calibri"/>
-          <w:b w:val="0"/>
-          <w:i w:val="0"/>
-          <w:sz w:val="22"/>
-        </w:rPr>
-        <w:t xml:space="preserve"> </w:t>
+        <w:t xml:space="preserve">2. Library of Congress. The Wilbur and Orville Wright papers. </w:t>
       </w:r>
       <w:hyperlink r:id="rId10">
         <w:r>
           <w:rPr>
-            <w:rFonts w:ascii="Calibri" w:hAnsi="Calibri" w:eastAsia="Calibri"/>
-            <w:b w:val="0"/>
-            <w:i w:val="0"/>
-            <w:sz w:val="22"/>
-            <w:color w:val="0563C1"/>
-            <w:u w:val="single"/>
+            <w:sz w:val="20"/>
           </w:rPr>
           <w:t>https://www.loc.gov/collections/wilbur-and-orville-wright-papers/</w:t>
         </w:r>
       </w:hyperlink>
-    </w:p>
-    <w:p>
-      <w:pPr>
-        <w:keepNext/>
-        <w:spacing w:before="240" w:after="120"/>
-      </w:pPr>
       <w:r>
         <w:rPr>
-          <w:rFonts w:ascii="Calibri" w:hAnsi="Calibri" w:eastAsia="Calibri"/>
-          <w:b/>
-          <w:i w:val="0"/>
-          <w:color w:val="004E8C"/>
-          <w:sz w:val="24"/>
+          <w:sz w:val="20"/>
         </w:rPr>
-        <w:t>D. Музейлердин, архивдердин жана китепканалардын материалдары</w:t>
       </w:r>
     </w:p>
     <w:p>
       <w:pPr>
-        <w:spacing w:after="80"/>
-        <w:ind w:left="360"/>
+        <w:pStyle w:val="Heading2"/>
+        <w:widowControl/>
       </w:pPr>
       <w:r>
         <w:rPr>
-          <w:rFonts w:ascii="Calibri" w:hAnsi="Calibri" w:eastAsia="Calibri"/>
-          <w:b w:val="0"/>
-          <w:i w:val="0"/>
-          <w:sz w:val="22"/>
+          <w:sz w:val="20"/>
         </w:rPr>
-        <w:t>1. Smithsonian National Air and Space Museum. 1903 Wright Flyer.</w:t>
+        <w:t>Музейлердин, архивдердин жана китепканалардын материалдары</w:t>
       </w:r>
+    </w:p>
+    <w:p>
+      <w:pPr>
+        <w:widowControl/>
+      </w:pPr>
       <w:r>
         <w:rPr>
-          <w:rFonts w:ascii="Calibri" w:hAnsi="Calibri" w:eastAsia="Calibri"/>
-          <w:b w:val="0"/>
-          <w:i w:val="0"/>
-          <w:sz w:val="22"/>
+          <w:sz w:val="20"/>
         </w:rPr>
-        <w:t xml:space="preserve"> </w:t>
+        <w:t xml:space="preserve">1. Smithsonian National Air and Space Museum. 1903 Wright Flyer. </w:t>
       </w:r>
       <w:hyperlink r:id="rId11">
         <w:r>
           <w:rPr>
-            <w:rFonts w:ascii="Calibri" w:hAnsi="Calibri" w:eastAsia="Calibri"/>
-            <w:b w:val="0"/>
-            <w:i w:val="0"/>
-            <w:sz w:val="22"/>
-            <w:color w:val="0563C1"/>
-            <w:u w:val="single"/>
+            <w:sz w:val="20"/>
           </w:rPr>
           <w:t>https://airandspace.si.edu/collection-objects/1903-wright-flyer</w:t>
         </w:r>
       </w:hyperlink>
+      <w:r>
+        <w:rPr>
+          <w:sz w:val="20"/>
+        </w:rPr>
+      </w:r>
     </w:p>
     <w:p>
       <w:pPr>
-        <w:spacing w:after="80"/>
-        <w:ind w:left="360"/>
+        <w:widowControl/>
       </w:pPr>
       <w:r>
         <w:rPr>
-          <w:rFonts w:ascii="Calibri" w:hAnsi="Calibri" w:eastAsia="Calibri"/>
-          <w:b w:val="0"/>
-          <w:i w:val="0"/>
-          <w:sz w:val="22"/>
+          <w:sz w:val="20"/>
         </w:rPr>
-        <w:t>2. Wright Brothers National Memorial, National Park Service.</w:t>
-      </w:r>
-      <w:r>
-        <w:rPr>
-          <w:rFonts w:ascii="Calibri" w:hAnsi="Calibri" w:eastAsia="Calibri"/>
-          <w:b w:val="0"/>
-          <w:i w:val="0"/>
-          <w:sz w:val="22"/>
-        </w:rPr>
-        <w:t xml:space="preserve"> </w:t>
+        <w:t xml:space="preserve">2. Wright Brothers National Memorial, National Park Service. </w:t>
       </w:r>
       <w:hyperlink r:id="rId12">
         <w:r>
           <w:rPr>
-            <w:rFonts w:ascii="Calibri" w:hAnsi="Calibri" w:eastAsia="Calibri"/>
-            <w:b w:val="0"/>
-            <w:i w:val="0"/>
-            <w:sz w:val="22"/>
-            <w:color w:val="0563C1"/>
-            <w:u w:val="single"/>
+            <w:sz w:val="20"/>
           </w:rPr>
           <w:t>https://www.nps.gov/wrbr/index.htm</w:t>
         </w:r>
       </w:hyperlink>
-    </w:p>
-    <w:p>
-      <w:pPr>
-        <w:keepNext/>
-        <w:spacing w:before="240" w:after="120"/>
-      </w:pPr>
       <w:r>
         <w:rPr>
-          <w:rFonts w:ascii="Calibri" w:hAnsi="Calibri" w:eastAsia="Calibri"/>
-          <w:b/>
-          <w:i w:val="0"/>
-          <w:color w:val="004E8C"/>
-          <w:sz w:val="24"/>
+          <w:sz w:val="20"/>
         </w:rPr>
-        <w:t>G. Космос агенттиктеринин, лабораториялардын жана илимий уюмдардын материалдары</w:t>
       </w:r>
     </w:p>
     <w:p>
       <w:pPr>
-        <w:spacing w:after="80"/>
-        <w:ind w:left="360"/>
+        <w:pStyle w:val="Heading2"/>
+        <w:widowControl/>
       </w:pPr>
       <w:r>
         <w:rPr>
-          <w:rFonts w:ascii="Calibri" w:hAnsi="Calibri" w:eastAsia="Calibri"/>
-          <w:b w:val="0"/>
-          <w:i w:val="0"/>
-          <w:sz w:val="22"/>
+          <w:sz w:val="20"/>
         </w:rPr>
-        <w:t>1. NASA History. “120 Years Ago: The First Powered Flight at Kitty Hawk”.</w:t>
+        <w:t>Космос агенттиктери, лабораториялар жана илимий уюмдар</w:t>
       </w:r>
+    </w:p>
+    <w:p>
+      <w:pPr>
+        <w:widowControl/>
+      </w:pPr>
       <w:r>
         <w:rPr>
-          <w:rFonts w:ascii="Calibri" w:hAnsi="Calibri" w:eastAsia="Calibri"/>
-          <w:b w:val="0"/>
-          <w:i w:val="0"/>
-          <w:sz w:val="22"/>
+          <w:sz w:val="20"/>
         </w:rPr>
-        <w:t xml:space="preserve"> </w:t>
+        <w:t xml:space="preserve">1. NASA History. '120 Years Ago: The First Powered Flight at Kitty Hawk.' </w:t>
       </w:r>
       <w:hyperlink r:id="rId13">
         <w:r>
           <w:rPr>
-            <w:rFonts w:ascii="Calibri" w:hAnsi="Calibri" w:eastAsia="Calibri"/>
-            <w:b w:val="0"/>
-            <w:i w:val="0"/>
-            <w:sz w:val="22"/>
-            <w:color w:val="0563C1"/>
-            <w:u w:val="single"/>
+            <w:sz w:val="20"/>
           </w:rPr>
           <w:t>https://www.nasa.gov/history/120-years-ago-the-first-powered-flight-at-kitty-hawk/</w:t>
         </w:r>
       </w:hyperlink>
+      <w:r>
+        <w:rPr>
+          <w:sz w:val="20"/>
+        </w:rPr>
+      </w:r>
     </w:p>
     <w:sectPr>
-      <w:pgSz w:w="12240" w:h="15840"/>
-      <w:pgMar w:top="1296" w:right="1440" w:bottom="1296" w:left="1440" w:header="720" w:footer="720" w:gutter="0"/>
+      <w:footerReference w:type="default" r:id="rId14"/>
+      <w:pgSz w:w="11906" w:h="16838"/>
+      <w:pgMar w:top="1020" w:right="1134" w:bottom="1020" w:left="1134" w:header="720" w:footer="720" w:gutter="0"/>
       <w:cols w:space="720"/>
       <w:docGrid w:linePitch="360"/>
     </w:sectPr>
   </w:body>
 </w:document>
+</file>
+
+<file path=word/footer1.xml><?xml version="1.0" encoding="utf-8"?>
+<w:ftr xmlns:m="http://schemas.openxmlformats.org/officeDocument/2006/math" xmlns:mc="http://schemas.openxmlformats.org/markup-compatibility/2006" xmlns:mo="http://schemas.microsoft.com/office/mac/office/2008/main" xmlns:mv="urn:schemas-microsoft-com:mac:vml" xmlns:o="urn:schemas-microsoft-com:office:office" xmlns:r="http://schemas.openxmlformats.org/officeDocument/2006/relationships" xmlns:v="urn:schemas-microsoft-com:vml" xmlns:w10="urn:schemas-microsoft-com:office:word" xmlns:w14="http://schemas.microsoft.com/office/word/2010/wordml" xmlns:w="http://schemas.openxmlformats.org/wordprocessingml/2006/main" xmlns:wne="http://schemas.microsoft.com/office/word/2006/wordml" xmlns:wp14="http://schemas.microsoft.com/office/word/2010/wordprocessingDrawing" xmlns:wp="http://schemas.openxmlformats.org/drawingml/2006/wordprocessingDrawing" xmlns:wpc="http://schemas.microsoft.com/office/word/2010/wordprocessingCanvas" xmlns:wpg="http://schemas.microsoft.com/office/word/2010/wordprocessingGroup" xmlns:wpi="http://schemas.microsoft.com/office/word/2010/wordprocessingInk" xmlns:wps="http://schemas.microsoft.com/office/word/2010/wordprocessingShape" mc:Ignorable="w14 wp14">
+  <w:p>
+    <w:pPr>
+      <w:pStyle w:val="Footer"/>
+      <w:jc w:val="right"/>
+    </w:pPr>
+    <w:fldSimple w:instr="PAGE"/>
+  </w:p>
+</w:ftr>
 </file>
 
 <file path=word/numbering.xml><?xml version="1.0" encoding="utf-8"?>
@@ -794,7 +595,7 @@
   <w:docDefaults>
     <w:rPrDefault>
       <w:rPr>
-        <w:rFonts w:asciiTheme="minorHAnsi" w:eastAsiaTheme="minorEastAsia" w:hAnsiTheme="minorHAnsi" w:cstheme="minorBidi"/>
+        <w:rFonts/>
         <w:sz w:val="22"/>
         <w:szCs w:val="22"/>
         <w:lang w:val="en-US" w:eastAsia="en-US" w:bidi="ar-SA"/>
@@ -949,6 +750,15 @@
     <w:name w:val="Normal"/>
     <w:qFormat/>
     <w:rsid w:val="00FC693F"/>
+    <w:pPr>
+      <w:spacing w:after="120" w:line="259" w:lineRule="auto"/>
+    </w:pPr>
+    <w:rPr>
+      <w:rFonts w:ascii="Times New Roman" w:hAnsi="Times New Roman"/>
+      <w:color w:val="000000"/>
+      <w:sz w:val="24"/>
+      <w:lang w:val="ky-KG"/>
+    </w:rPr>
   </w:style>
   <w:style w:type="paragraph" w:styleId="Header">
     <w:name w:val="header"/>
@@ -1005,16 +815,17 @@
     <w:pPr>
       <w:keepNext/>
       <w:keepLines/>
-      <w:spacing w:before="480" w:after="0"/>
+      <w:spacing w:before="480" w:after="120" w:line="259" w:lineRule="auto"/>
       <w:outlineLvl w:val="0"/>
     </w:pPr>
     <w:rPr>
-      <w:rFonts w:asciiTheme="majorHAnsi" w:eastAsiaTheme="majorEastAsia" w:hAnsiTheme="majorHAnsi" w:cstheme="majorBidi"/>
+      <w:rFonts w:ascii="Times New Roman" w:hAnsi="Times New Roman"/>
       <w:b/>
       <w:bCs/>
-      <w:color w:val="365F91" w:themeColor="accent1" w:themeShade="BF"/>
-      <w:sz w:val="28"/>
+      <w:color w:val="000000"/>
+      <w:sz w:val="26"/>
       <w:szCs w:val="28"/>
+      <w:lang w:val="ky-KG"/>
     </w:rPr>
   </w:style>
   <w:style w:type="paragraph" w:styleId="Heading2">
@@ -1029,16 +840,17 @@
     <w:pPr>
       <w:keepNext/>
       <w:keepLines/>
-      <w:spacing w:before="200" w:after="0"/>
+      <w:spacing w:before="200" w:after="120" w:line="259" w:lineRule="auto"/>
       <w:outlineLvl w:val="1"/>
     </w:pPr>
     <w:rPr>
-      <w:rFonts w:asciiTheme="majorHAnsi" w:eastAsiaTheme="majorEastAsia" w:hAnsiTheme="majorHAnsi" w:cstheme="majorBidi"/>
+      <w:rFonts w:ascii="Times New Roman" w:hAnsi="Times New Roman"/>
       <w:b/>
       <w:bCs/>
-      <w:color w:val="4F81BD" w:themeColor="accent1"/>
+      <w:color w:val="000000"/>
       <w:sz w:val="26"/>
       <w:szCs w:val="26"/>
+      <w:lang w:val="ky-KG"/>
     </w:rPr>
   </w:style>
   <w:style w:type="paragraph" w:styleId="Heading3">
@@ -1057,7 +869,7 @@
       <w:outlineLvl w:val="2"/>
     </w:pPr>
     <w:rPr>
-      <w:rFonts w:asciiTheme="majorHAnsi" w:eastAsiaTheme="majorEastAsia" w:hAnsiTheme="majorHAnsi" w:cstheme="majorBidi"/>
+      <w:rFonts/>
       <w:b/>
       <w:bCs/>
       <w:color w:val="4F81BD" w:themeColor="accent1"/>
@@ -1080,7 +892,7 @@
       <w:outlineLvl w:val="3"/>
     </w:pPr>
     <w:rPr>
-      <w:rFonts w:asciiTheme="majorHAnsi" w:eastAsiaTheme="majorEastAsia" w:hAnsiTheme="majorHAnsi" w:cstheme="majorBidi"/>
+      <w:rFonts/>
       <w:b/>
       <w:bCs/>
       <w:i/>
@@ -1105,7 +917,7 @@
       <w:outlineLvl w:val="4"/>
     </w:pPr>
     <w:rPr>
-      <w:rFonts w:asciiTheme="majorHAnsi" w:eastAsiaTheme="majorEastAsia" w:hAnsiTheme="majorHAnsi" w:cstheme="majorBidi"/>
+      <w:rFonts/>
       <w:color w:val="243F60" w:themeColor="accent1" w:themeShade="7F"/>
     </w:rPr>
   </w:style>
@@ -1126,7 +938,7 @@
       <w:outlineLvl w:val="5"/>
     </w:pPr>
     <w:rPr>
-      <w:rFonts w:asciiTheme="majorHAnsi" w:eastAsiaTheme="majorEastAsia" w:hAnsiTheme="majorHAnsi" w:cstheme="majorBidi"/>
+      <w:rFonts/>
       <w:i/>
       <w:iCs/>
       <w:color w:val="243F60" w:themeColor="accent1" w:themeShade="7F"/>
@@ -1149,7 +961,7 @@
       <w:outlineLvl w:val="6"/>
     </w:pPr>
     <w:rPr>
-      <w:rFonts w:asciiTheme="majorHAnsi" w:eastAsiaTheme="majorEastAsia" w:hAnsiTheme="majorHAnsi" w:cstheme="majorBidi"/>
+      <w:rFonts/>
       <w:i/>
       <w:iCs/>
       <w:color w:val="404040" w:themeColor="text1" w:themeTint="BF"/>
@@ -1172,7 +984,7 @@
       <w:outlineLvl w:val="7"/>
     </w:pPr>
     <w:rPr>
-      <w:rFonts w:asciiTheme="majorHAnsi" w:eastAsiaTheme="majorEastAsia" w:hAnsiTheme="majorHAnsi" w:cstheme="majorBidi"/>
+      <w:rFonts/>
       <w:color w:val="4F81BD" w:themeColor="accent1"/>
       <w:sz w:val="20"/>
       <w:szCs w:val="20"/>
@@ -1195,7 +1007,7 @@
       <w:outlineLvl w:val="8"/>
     </w:pPr>
     <w:rPr>
-      <w:rFonts w:asciiTheme="majorHAnsi" w:eastAsiaTheme="majorEastAsia" w:hAnsiTheme="majorHAnsi" w:cstheme="majorBidi"/>
+      <w:rFonts/>
       <w:i/>
       <w:iCs/>
       <w:color w:val="404040" w:themeColor="text1" w:themeTint="BF"/>
@@ -1246,7 +1058,7 @@
     <w:uiPriority w:val="9"/>
     <w:rsid w:val="00FC693F"/>
     <w:rPr>
-      <w:rFonts w:asciiTheme="majorHAnsi" w:eastAsiaTheme="majorEastAsia" w:hAnsiTheme="majorHAnsi" w:cstheme="majorBidi"/>
+      <w:rFonts/>
       <w:b/>
       <w:bCs/>
       <w:color w:val="365F91" w:themeColor="accent1" w:themeShade="BF"/>
@@ -1261,7 +1073,7 @@
     <w:uiPriority w:val="9"/>
     <w:rsid w:val="00FC693F"/>
     <w:rPr>
-      <w:rFonts w:asciiTheme="majorHAnsi" w:eastAsiaTheme="majorEastAsia" w:hAnsiTheme="majorHAnsi" w:cstheme="majorBidi"/>
+      <w:rFonts/>
       <w:b/>
       <w:bCs/>
       <w:color w:val="4F81BD" w:themeColor="accent1"/>
@@ -1276,7 +1088,7 @@
     <w:uiPriority w:val="9"/>
     <w:rsid w:val="00FC693F"/>
     <w:rPr>
-      <w:rFonts w:asciiTheme="majorHAnsi" w:eastAsiaTheme="majorEastAsia" w:hAnsiTheme="majorHAnsi" w:cstheme="majorBidi"/>
+      <w:rFonts/>
       <w:b/>
       <w:bCs/>
       <w:color w:val="4F81BD" w:themeColor="accent1"/>
@@ -1291,19 +1103,17 @@
     <w:qFormat/>
     <w:rsid w:val="00FC693F"/>
     <w:pPr>
-      <w:pBdr>
-        <w:bottom w:val="single" w:sz="8" w:space="4" w:color="4F81BD" w:themeColor="accent1"/>
-      </w:pBdr>
-      <w:spacing w:after="300" w:line="240" w:lineRule="auto"/>
+      <w:spacing w:after="120" w:line="259" w:lineRule="auto"/>
       <w:contextualSpacing/>
     </w:pPr>
     <w:rPr>
-      <w:rFonts w:asciiTheme="majorHAnsi" w:eastAsiaTheme="majorEastAsia" w:hAnsiTheme="majorHAnsi" w:cstheme="majorBidi"/>
-      <w:color w:val="17365D" w:themeColor="text2" w:themeShade="BF"/>
+      <w:rFonts w:ascii="Times New Roman" w:hAnsi="Times New Roman"/>
+      <w:color w:val="000000"/>
       <w:spacing w:val="5"/>
       <w:kern w:val="28"/>
-      <w:sz w:val="52"/>
+      <w:sz w:val="40"/>
       <w:szCs w:val="52"/>
+      <w:lang w:val="ky-KG"/>
     </w:rPr>
   </w:style>
   <w:style w:type="character" w:customStyle="1" w:styleId="TitleChar">
@@ -1313,7 +1123,7 @@
     <w:uiPriority w:val="10"/>
     <w:rsid w:val="00FC693F"/>
     <w:rPr>
-      <w:rFonts w:asciiTheme="majorHAnsi" w:eastAsiaTheme="majorEastAsia" w:hAnsiTheme="majorHAnsi" w:cstheme="majorBidi"/>
+      <w:rFonts/>
       <w:color w:val="17365D" w:themeColor="text2" w:themeShade="BF"/>
       <w:spacing w:val="5"/>
       <w:kern w:val="28"/>
@@ -1335,7 +1145,7 @@
       </w:numPr>
     </w:pPr>
     <w:rPr>
-      <w:rFonts w:asciiTheme="majorHAnsi" w:eastAsiaTheme="majorEastAsia" w:hAnsiTheme="majorHAnsi" w:cstheme="majorBidi"/>
+      <w:rFonts/>
       <w:i/>
       <w:iCs/>
       <w:color w:val="4F81BD" w:themeColor="accent1"/>
@@ -1351,7 +1161,7 @@
     <w:uiPriority w:val="11"/>
     <w:rsid w:val="00FC693F"/>
     <w:rPr>
-      <w:rFonts w:asciiTheme="majorHAnsi" w:eastAsiaTheme="majorEastAsia" w:hAnsiTheme="majorHAnsi" w:cstheme="majorBidi"/>
+      <w:rFonts/>
       <w:i/>
       <w:iCs/>
       <w:color w:val="4F81BD" w:themeColor="accent1"/>
@@ -1476,8 +1286,15 @@
       <w:numPr>
         <w:numId w:val="1"/>
       </w:numPr>
+      <w:spacing w:after="120" w:line="259" w:lineRule="auto"/>
       <w:contextualSpacing/>
     </w:pPr>
+    <w:rPr>
+      <w:rFonts w:ascii="Times New Roman" w:hAnsi="Times New Roman"/>
+      <w:color w:val="000000"/>
+      <w:sz w:val="24"/>
+      <w:lang w:val="ky-KG"/>
+    </w:rPr>
   </w:style>
   <w:style w:type="paragraph" w:styleId="ListBullet2">
     <w:name w:val="List Bullet 2"/>
@@ -1649,7 +1466,7 @@
     <w:semiHidden/>
     <w:rsid w:val="00FC693F"/>
     <w:rPr>
-      <w:rFonts w:asciiTheme="majorHAnsi" w:eastAsiaTheme="majorEastAsia" w:hAnsiTheme="majorHAnsi" w:cstheme="majorBidi"/>
+      <w:rFonts/>
       <w:b/>
       <w:bCs/>
       <w:i/>
@@ -1665,7 +1482,7 @@
     <w:semiHidden/>
     <w:rsid w:val="00FC693F"/>
     <w:rPr>
-      <w:rFonts w:asciiTheme="majorHAnsi" w:eastAsiaTheme="majorEastAsia" w:hAnsiTheme="majorHAnsi" w:cstheme="majorBidi"/>
+      <w:rFonts/>
       <w:color w:val="243F60" w:themeColor="accent1" w:themeShade="7F"/>
     </w:rPr>
   </w:style>
@@ -1677,7 +1494,7 @@
     <w:semiHidden/>
     <w:rsid w:val="00FC693F"/>
     <w:rPr>
-      <w:rFonts w:asciiTheme="majorHAnsi" w:eastAsiaTheme="majorEastAsia" w:hAnsiTheme="majorHAnsi" w:cstheme="majorBidi"/>
+      <w:rFonts/>
       <w:i/>
       <w:iCs/>
       <w:color w:val="243F60" w:themeColor="accent1" w:themeShade="7F"/>
@@ -1691,7 +1508,7 @@
     <w:semiHidden/>
     <w:rsid w:val="00FC693F"/>
     <w:rPr>
-      <w:rFonts w:asciiTheme="majorHAnsi" w:eastAsiaTheme="majorEastAsia" w:hAnsiTheme="majorHAnsi" w:cstheme="majorBidi"/>
+      <w:rFonts/>
       <w:i/>
       <w:iCs/>
       <w:color w:val="404040" w:themeColor="text1" w:themeTint="BF"/>
@@ -1705,7 +1522,7 @@
     <w:semiHidden/>
     <w:rsid w:val="00FC693F"/>
     <w:rPr>
-      <w:rFonts w:asciiTheme="majorHAnsi" w:eastAsiaTheme="majorEastAsia" w:hAnsiTheme="majorHAnsi" w:cstheme="majorBidi"/>
+      <w:rFonts/>
       <w:color w:val="4F81BD" w:themeColor="accent1"/>
       <w:sz w:val="20"/>
       <w:szCs w:val="20"/>
@@ -1719,7 +1536,7 @@
     <w:semiHidden/>
     <w:rsid w:val="00FC693F"/>
     <w:rPr>
-      <w:rFonts w:asciiTheme="majorHAnsi" w:eastAsiaTheme="majorEastAsia" w:hAnsiTheme="majorHAnsi" w:cstheme="majorBidi"/>
+      <w:rFonts/>
       <w:i/>
       <w:iCs/>
       <w:color w:val="404040" w:themeColor="text1" w:themeTint="BF"/>
@@ -1778,9 +1595,6 @@
     <w:qFormat/>
     <w:rsid w:val="00FC693F"/>
     <w:pPr>
-      <w:pBdr>
-        <w:bottom w:val="single" w:sz="4" w:space="4" w:color="4F81BD" w:themeColor="accent1"/>
-      </w:pBdr>
       <w:spacing w:before="200" w:after="280"/>
       <w:ind w:left="936" w:right="936"/>
     </w:pPr>
@@ -3308,7 +3122,7 @@
         <w:spacing w:before="0" w:after="0" w:line="240" w:lineRule="auto"/>
       </w:pPr>
       <w:rPr>
-        <w:rFonts w:asciiTheme="majorHAnsi" w:eastAsiaTheme="majorEastAsia" w:hAnsiTheme="majorHAnsi" w:cstheme="majorBidi"/>
+        <w:rFonts/>
         <w:b/>
         <w:bCs/>
       </w:rPr>
@@ -3329,7 +3143,7 @@
         <w:spacing w:before="0" w:after="0" w:line="240" w:lineRule="auto"/>
       </w:pPr>
       <w:rPr>
-        <w:rFonts w:asciiTheme="majorHAnsi" w:eastAsiaTheme="majorEastAsia" w:hAnsiTheme="majorHAnsi" w:cstheme="majorBidi"/>
+        <w:rFonts/>
         <w:b/>
         <w:bCs/>
       </w:rPr>
@@ -3347,14 +3161,14 @@
     </w:tblStylePr>
     <w:tblStylePr w:type="firstCol">
       <w:rPr>
-        <w:rFonts w:asciiTheme="majorHAnsi" w:eastAsiaTheme="majorEastAsia" w:hAnsiTheme="majorHAnsi" w:cstheme="majorBidi"/>
+        <w:rFonts/>
         <w:b/>
         <w:bCs/>
       </w:rPr>
     </w:tblStylePr>
     <w:tblStylePr w:type="lastCol">
       <w:rPr>
-        <w:rFonts w:asciiTheme="majorHAnsi" w:eastAsiaTheme="majorEastAsia" w:hAnsiTheme="majorHAnsi" w:cstheme="majorBidi"/>
+        <w:rFonts/>
         <w:b/>
         <w:bCs/>
       </w:rPr>
@@ -3438,7 +3252,7 @@
         <w:spacing w:before="0" w:after="0" w:line="240" w:lineRule="auto"/>
       </w:pPr>
       <w:rPr>
-        <w:rFonts w:asciiTheme="majorHAnsi" w:eastAsiaTheme="majorEastAsia" w:hAnsiTheme="majorHAnsi" w:cstheme="majorBidi"/>
+        <w:rFonts/>
         <w:b/>
         <w:bCs/>
       </w:rPr>
@@ -3459,7 +3273,7 @@
         <w:spacing w:before="0" w:after="0" w:line="240" w:lineRule="auto"/>
       </w:pPr>
       <w:rPr>
-        <w:rFonts w:asciiTheme="majorHAnsi" w:eastAsiaTheme="majorEastAsia" w:hAnsiTheme="majorHAnsi" w:cstheme="majorBidi"/>
+        <w:rFonts/>
         <w:b/>
         <w:bCs/>
       </w:rPr>
@@ -3477,14 +3291,14 @@
     </w:tblStylePr>
     <w:tblStylePr w:type="firstCol">
       <w:rPr>
-        <w:rFonts w:asciiTheme="majorHAnsi" w:eastAsiaTheme="majorEastAsia" w:hAnsiTheme="majorHAnsi" w:cstheme="majorBidi"/>
+        <w:rFonts/>
         <w:b/>
         <w:bCs/>
       </w:rPr>
     </w:tblStylePr>
     <w:tblStylePr w:type="lastCol">
       <w:rPr>
-        <w:rFonts w:asciiTheme="majorHAnsi" w:eastAsiaTheme="majorEastAsia" w:hAnsiTheme="majorHAnsi" w:cstheme="majorBidi"/>
+        <w:rFonts/>
         <w:b/>
         <w:bCs/>
       </w:rPr>
@@ -3568,7 +3382,7 @@
         <w:spacing w:before="0" w:after="0" w:line="240" w:lineRule="auto"/>
       </w:pPr>
       <w:rPr>
-        <w:rFonts w:asciiTheme="majorHAnsi" w:eastAsiaTheme="majorEastAsia" w:hAnsiTheme="majorHAnsi" w:cstheme="majorBidi"/>
+        <w:rFonts/>
         <w:b/>
         <w:bCs/>
       </w:rPr>
@@ -3589,7 +3403,7 @@
         <w:spacing w:before="0" w:after="0" w:line="240" w:lineRule="auto"/>
       </w:pPr>
       <w:rPr>
-        <w:rFonts w:asciiTheme="majorHAnsi" w:eastAsiaTheme="majorEastAsia" w:hAnsiTheme="majorHAnsi" w:cstheme="majorBidi"/>
+        <w:rFonts/>
         <w:b/>
         <w:bCs/>
       </w:rPr>
@@ -3607,14 +3421,14 @@
     </w:tblStylePr>
     <w:tblStylePr w:type="firstCol">
       <w:rPr>
-        <w:rFonts w:asciiTheme="majorHAnsi" w:eastAsiaTheme="majorEastAsia" w:hAnsiTheme="majorHAnsi" w:cstheme="majorBidi"/>
+        <w:rFonts/>
         <w:b/>
         <w:bCs/>
       </w:rPr>
     </w:tblStylePr>
     <w:tblStylePr w:type="lastCol">
       <w:rPr>
-        <w:rFonts w:asciiTheme="majorHAnsi" w:eastAsiaTheme="majorEastAsia" w:hAnsiTheme="majorHAnsi" w:cstheme="majorBidi"/>
+        <w:rFonts/>
         <w:b/>
         <w:bCs/>
       </w:rPr>
@@ -3698,7 +3512,7 @@
         <w:spacing w:before="0" w:after="0" w:line="240" w:lineRule="auto"/>
       </w:pPr>
       <w:rPr>
-        <w:rFonts w:asciiTheme="majorHAnsi" w:eastAsiaTheme="majorEastAsia" w:hAnsiTheme="majorHAnsi" w:cstheme="majorBidi"/>
+        <w:rFonts/>
         <w:b/>
         <w:bCs/>
       </w:rPr>
@@ -3719,7 +3533,7 @@
         <w:spacing w:before="0" w:after="0" w:line="240" w:lineRule="auto"/>
       </w:pPr>
       <w:rPr>
-        <w:rFonts w:asciiTheme="majorHAnsi" w:eastAsiaTheme="majorEastAsia" w:hAnsiTheme="majorHAnsi" w:cstheme="majorBidi"/>
+        <w:rFonts/>
         <w:b/>
         <w:bCs/>
       </w:rPr>
@@ -3737,14 +3551,14 @@
     </w:tblStylePr>
     <w:tblStylePr w:type="firstCol">
       <w:rPr>
-        <w:rFonts w:asciiTheme="majorHAnsi" w:eastAsiaTheme="majorEastAsia" w:hAnsiTheme="majorHAnsi" w:cstheme="majorBidi"/>
+        <w:rFonts/>
         <w:b/>
         <w:bCs/>
       </w:rPr>
     </w:tblStylePr>
     <w:tblStylePr w:type="lastCol">
       <w:rPr>
-        <w:rFonts w:asciiTheme="majorHAnsi" w:eastAsiaTheme="majorEastAsia" w:hAnsiTheme="majorHAnsi" w:cstheme="majorBidi"/>
+        <w:rFonts/>
         <w:b/>
         <w:bCs/>
       </w:rPr>
@@ -3828,7 +3642,7 @@
         <w:spacing w:before="0" w:after="0" w:line="240" w:lineRule="auto"/>
       </w:pPr>
       <w:rPr>
-        <w:rFonts w:asciiTheme="majorHAnsi" w:eastAsiaTheme="majorEastAsia" w:hAnsiTheme="majorHAnsi" w:cstheme="majorBidi"/>
+        <w:rFonts/>
         <w:b/>
         <w:bCs/>
       </w:rPr>
@@ -3849,7 +3663,7 @@
         <w:spacing w:before="0" w:after="0" w:line="240" w:lineRule="auto"/>
       </w:pPr>
       <w:rPr>
-        <w:rFonts w:asciiTheme="majorHAnsi" w:eastAsiaTheme="majorEastAsia" w:hAnsiTheme="majorHAnsi" w:cstheme="majorBidi"/>
+        <w:rFonts/>
         <w:b/>
         <w:bCs/>
       </w:rPr>
@@ -3867,14 +3681,14 @@
     </w:tblStylePr>
     <w:tblStylePr w:type="firstCol">
       <w:rPr>
-        <w:rFonts w:asciiTheme="majorHAnsi" w:eastAsiaTheme="majorEastAsia" w:hAnsiTheme="majorHAnsi" w:cstheme="majorBidi"/>
+        <w:rFonts/>
         <w:b/>
         <w:bCs/>
       </w:rPr>
     </w:tblStylePr>
     <w:tblStylePr w:type="lastCol">
       <w:rPr>
-        <w:rFonts w:asciiTheme="majorHAnsi" w:eastAsiaTheme="majorEastAsia" w:hAnsiTheme="majorHAnsi" w:cstheme="majorBidi"/>
+        <w:rFonts/>
         <w:b/>
         <w:bCs/>
       </w:rPr>
@@ -3958,7 +3772,7 @@
         <w:spacing w:before="0" w:after="0" w:line="240" w:lineRule="auto"/>
       </w:pPr>
       <w:rPr>
-        <w:rFonts w:asciiTheme="majorHAnsi" w:eastAsiaTheme="majorEastAsia" w:hAnsiTheme="majorHAnsi" w:cstheme="majorBidi"/>
+        <w:rFonts/>
         <w:b/>
         <w:bCs/>
       </w:rPr>
@@ -3979,7 +3793,7 @@
         <w:spacing w:before="0" w:after="0" w:line="240" w:lineRule="auto"/>
       </w:pPr>
       <w:rPr>
-        <w:rFonts w:asciiTheme="majorHAnsi" w:eastAsiaTheme="majorEastAsia" w:hAnsiTheme="majorHAnsi" w:cstheme="majorBidi"/>
+        <w:rFonts/>
         <w:b/>
         <w:bCs/>
       </w:rPr>
@@ -3997,14 +3811,14 @@
     </w:tblStylePr>
     <w:tblStylePr w:type="firstCol">
       <w:rPr>
-        <w:rFonts w:asciiTheme="majorHAnsi" w:eastAsiaTheme="majorEastAsia" w:hAnsiTheme="majorHAnsi" w:cstheme="majorBidi"/>
+        <w:rFonts/>
         <w:b/>
         <w:bCs/>
       </w:rPr>
     </w:tblStylePr>
     <w:tblStylePr w:type="lastCol">
       <w:rPr>
-        <w:rFonts w:asciiTheme="majorHAnsi" w:eastAsiaTheme="majorEastAsia" w:hAnsiTheme="majorHAnsi" w:cstheme="majorBidi"/>
+        <w:rFonts/>
         <w:b/>
         <w:bCs/>
       </w:rPr>
@@ -4088,7 +3902,7 @@
         <w:spacing w:before="0" w:after="0" w:line="240" w:lineRule="auto"/>
       </w:pPr>
       <w:rPr>
-        <w:rFonts w:asciiTheme="majorHAnsi" w:eastAsiaTheme="majorEastAsia" w:hAnsiTheme="majorHAnsi" w:cstheme="majorBidi"/>
+        <w:rFonts/>
         <w:b/>
         <w:bCs/>
       </w:rPr>
@@ -4109,7 +3923,7 @@
         <w:spacing w:before="0" w:after="0" w:line="240" w:lineRule="auto"/>
       </w:pPr>
       <w:rPr>
-        <w:rFonts w:asciiTheme="majorHAnsi" w:eastAsiaTheme="majorEastAsia" w:hAnsiTheme="majorHAnsi" w:cstheme="majorBidi"/>
+        <w:rFonts/>
         <w:b/>
         <w:bCs/>
       </w:rPr>
@@ -4127,14 +3941,14 @@
     </w:tblStylePr>
     <w:tblStylePr w:type="firstCol">
       <w:rPr>
-        <w:rFonts w:asciiTheme="majorHAnsi" w:eastAsiaTheme="majorEastAsia" w:hAnsiTheme="majorHAnsi" w:cstheme="majorBidi"/>
+        <w:rFonts/>
         <w:b/>
         <w:bCs/>
       </w:rPr>
     </w:tblStylePr>
     <w:tblStylePr w:type="lastCol">
       <w:rPr>
-        <w:rFonts w:asciiTheme="majorHAnsi" w:eastAsiaTheme="majorEastAsia" w:hAnsiTheme="majorHAnsi" w:cstheme="majorBidi"/>
+        <w:rFonts/>
         <w:b/>
         <w:bCs/>
       </w:rPr>
@@ -5999,7 +5813,7 @@
     </w:tblPr>
     <w:tblStylePr w:type="firstRow">
       <w:rPr>
-        <w:rFonts w:asciiTheme="majorHAnsi" w:eastAsiaTheme="majorEastAsia" w:hAnsiTheme="majorHAnsi" w:cstheme="majorBidi"/>
+        <w:rFonts/>
       </w:rPr>
       <w:tblPr/>
       <w:tcPr>
@@ -6083,7 +5897,7 @@
     </w:tblPr>
     <w:tblStylePr w:type="firstRow">
       <w:rPr>
-        <w:rFonts w:asciiTheme="majorHAnsi" w:eastAsiaTheme="majorEastAsia" w:hAnsiTheme="majorHAnsi" w:cstheme="majorBidi"/>
+        <w:rFonts/>
       </w:rPr>
       <w:tblPr/>
       <w:tcPr>
@@ -6167,7 +5981,7 @@
     </w:tblPr>
     <w:tblStylePr w:type="firstRow">
       <w:rPr>
-        <w:rFonts w:asciiTheme="majorHAnsi" w:eastAsiaTheme="majorEastAsia" w:hAnsiTheme="majorHAnsi" w:cstheme="majorBidi"/>
+        <w:rFonts/>
       </w:rPr>
       <w:tblPr/>
       <w:tcPr>
@@ -6251,7 +6065,7 @@
     </w:tblPr>
     <w:tblStylePr w:type="firstRow">
       <w:rPr>
-        <w:rFonts w:asciiTheme="majorHAnsi" w:eastAsiaTheme="majorEastAsia" w:hAnsiTheme="majorHAnsi" w:cstheme="majorBidi"/>
+        <w:rFonts/>
       </w:rPr>
       <w:tblPr/>
       <w:tcPr>
@@ -6335,7 +6149,7 @@
     </w:tblPr>
     <w:tblStylePr w:type="firstRow">
       <w:rPr>
-        <w:rFonts w:asciiTheme="majorHAnsi" w:eastAsiaTheme="majorEastAsia" w:hAnsiTheme="majorHAnsi" w:cstheme="majorBidi"/>
+        <w:rFonts/>
       </w:rPr>
       <w:tblPr/>
       <w:tcPr>
@@ -6419,7 +6233,7 @@
     </w:tblPr>
     <w:tblStylePr w:type="firstRow">
       <w:rPr>
-        <w:rFonts w:asciiTheme="majorHAnsi" w:eastAsiaTheme="majorEastAsia" w:hAnsiTheme="majorHAnsi" w:cstheme="majorBidi"/>
+        <w:rFonts/>
       </w:rPr>
       <w:tblPr/>
       <w:tcPr>
@@ -6503,7 +6317,7 @@
     </w:tblPr>
     <w:tblStylePr w:type="firstRow">
       <w:rPr>
-        <w:rFonts w:asciiTheme="majorHAnsi" w:eastAsiaTheme="majorEastAsia" w:hAnsiTheme="majorHAnsi" w:cstheme="majorBidi"/>
+        <w:rFonts/>
       </w:rPr>
       <w:tblPr/>
       <w:tcPr>
@@ -6568,7 +6382,7 @@
       <w:spacing w:after="0" w:line="240" w:lineRule="auto"/>
     </w:pPr>
     <w:rPr>
-      <w:rFonts w:asciiTheme="majorHAnsi" w:eastAsiaTheme="majorEastAsia" w:hAnsiTheme="majorHAnsi" w:cstheme="majorBidi"/>
+      <w:rFonts/>
       <w:color w:val="000000" w:themeColor="text1"/>
     </w:rPr>
     <w:tblPr>
@@ -6696,7 +6510,7 @@
       <w:spacing w:after="0" w:line="240" w:lineRule="auto"/>
     </w:pPr>
     <w:rPr>
-      <w:rFonts w:asciiTheme="majorHAnsi" w:eastAsiaTheme="majorEastAsia" w:hAnsiTheme="majorHAnsi" w:cstheme="majorBidi"/>
+      <w:rFonts/>
       <w:color w:val="000000" w:themeColor="text1"/>
     </w:rPr>
     <w:tblPr>
@@ -6824,7 +6638,7 @@
       <w:spacing w:after="0" w:line="240" w:lineRule="auto"/>
     </w:pPr>
     <w:rPr>
-      <w:rFonts w:asciiTheme="majorHAnsi" w:eastAsiaTheme="majorEastAsia" w:hAnsiTheme="majorHAnsi" w:cstheme="majorBidi"/>
+      <w:rFonts/>
       <w:color w:val="000000" w:themeColor="text1"/>
     </w:rPr>
     <w:tblPr>
@@ -6952,7 +6766,7 @@
       <w:spacing w:after="0" w:line="240" w:lineRule="auto"/>
     </w:pPr>
     <w:rPr>
-      <w:rFonts w:asciiTheme="majorHAnsi" w:eastAsiaTheme="majorEastAsia" w:hAnsiTheme="majorHAnsi" w:cstheme="majorBidi"/>
+      <w:rFonts/>
       <w:color w:val="000000" w:themeColor="text1"/>
     </w:rPr>
     <w:tblPr>
@@ -7080,7 +6894,7 @@
       <w:spacing w:after="0" w:line="240" w:lineRule="auto"/>
     </w:pPr>
     <w:rPr>
-      <w:rFonts w:asciiTheme="majorHAnsi" w:eastAsiaTheme="majorEastAsia" w:hAnsiTheme="majorHAnsi" w:cstheme="majorBidi"/>
+      <w:rFonts/>
       <w:color w:val="000000" w:themeColor="text1"/>
     </w:rPr>
     <w:tblPr>
@@ -7208,7 +7022,7 @@
       <w:spacing w:after="0" w:line="240" w:lineRule="auto"/>
     </w:pPr>
     <w:rPr>
-      <w:rFonts w:asciiTheme="majorHAnsi" w:eastAsiaTheme="majorEastAsia" w:hAnsiTheme="majorHAnsi" w:cstheme="majorBidi"/>
+      <w:rFonts/>
       <w:color w:val="000000" w:themeColor="text1"/>
     </w:rPr>
     <w:tblPr>
@@ -7336,7 +7150,7 @@
       <w:spacing w:after="0" w:line="240" w:lineRule="auto"/>
     </w:pPr>
     <w:rPr>
-      <w:rFonts w:asciiTheme="majorHAnsi" w:eastAsiaTheme="majorEastAsia" w:hAnsiTheme="majorHAnsi" w:cstheme="majorBidi"/>
+      <w:rFonts/>
       <w:color w:val="000000" w:themeColor="text1"/>
     </w:rPr>
     <w:tblPr>
@@ -7975,7 +7789,7 @@
       <w:spacing w:after="0" w:line="240" w:lineRule="auto"/>
     </w:pPr>
     <w:rPr>
-      <w:rFonts w:asciiTheme="majorHAnsi" w:eastAsiaTheme="majorEastAsia" w:hAnsiTheme="majorHAnsi" w:cstheme="majorBidi"/>
+      <w:rFonts/>
       <w:color w:val="000000" w:themeColor="text1"/>
     </w:rPr>
     <w:tblPr>
@@ -8100,7 +7914,7 @@
       <w:spacing w:after="0" w:line="240" w:lineRule="auto"/>
     </w:pPr>
     <w:rPr>
-      <w:rFonts w:asciiTheme="majorHAnsi" w:eastAsiaTheme="majorEastAsia" w:hAnsiTheme="majorHAnsi" w:cstheme="majorBidi"/>
+      <w:rFonts/>
       <w:color w:val="000000" w:themeColor="text1"/>
     </w:rPr>
     <w:tblPr>
@@ -8225,7 +8039,7 @@
       <w:spacing w:after="0" w:line="240" w:lineRule="auto"/>
     </w:pPr>
     <w:rPr>
-      <w:rFonts w:asciiTheme="majorHAnsi" w:eastAsiaTheme="majorEastAsia" w:hAnsiTheme="majorHAnsi" w:cstheme="majorBidi"/>
+      <w:rFonts/>
       <w:color w:val="000000" w:themeColor="text1"/>
     </w:rPr>
     <w:tblPr>
@@ -8350,7 +8164,7 @@
       <w:spacing w:after="0" w:line="240" w:lineRule="auto"/>
     </w:pPr>
     <w:rPr>
-      <w:rFonts w:asciiTheme="majorHAnsi" w:eastAsiaTheme="majorEastAsia" w:hAnsiTheme="majorHAnsi" w:cstheme="majorBidi"/>
+      <w:rFonts/>
       <w:color w:val="000000" w:themeColor="text1"/>
     </w:rPr>
     <w:tblPr>
@@ -8475,7 +8289,7 @@
       <w:spacing w:after="0" w:line="240" w:lineRule="auto"/>
     </w:pPr>
     <w:rPr>
-      <w:rFonts w:asciiTheme="majorHAnsi" w:eastAsiaTheme="majorEastAsia" w:hAnsiTheme="majorHAnsi" w:cstheme="majorBidi"/>
+      <w:rFonts/>
       <w:color w:val="000000" w:themeColor="text1"/>
     </w:rPr>
     <w:tblPr>
@@ -8600,7 +8414,7 @@
       <w:spacing w:after="0" w:line="240" w:lineRule="auto"/>
     </w:pPr>
     <w:rPr>
-      <w:rFonts w:asciiTheme="majorHAnsi" w:eastAsiaTheme="majorEastAsia" w:hAnsiTheme="majorHAnsi" w:cstheme="majorBidi"/>
+      <w:rFonts/>
       <w:color w:val="000000" w:themeColor="text1"/>
     </w:rPr>
     <w:tblPr>
@@ -8725,7 +8539,7 @@
       <w:spacing w:after="0" w:line="240" w:lineRule="auto"/>
     </w:pPr>
     <w:rPr>
-      <w:rFonts w:asciiTheme="majorHAnsi" w:eastAsiaTheme="majorEastAsia" w:hAnsiTheme="majorHAnsi" w:cstheme="majorBidi"/>
+      <w:rFonts/>
       <w:color w:val="000000" w:themeColor="text1"/>
     </w:rPr>
     <w:tblPr>
